--- a/Base/Pedro_Gutierrez_CV_SQL_Server_DBA.docx
+++ b/Base/Pedro_Gutierrez_CV_SQL_Server_DBA.docx
@@ -432,7 +432,7 @@
                 <w:i w:val="0"/>
                 <w:sz w:val="16"/>
               </w:rPr>
-              <w:t>Reduced manual processing by up to 40% and Snowflake warehouse processing time by 20%</w:t>
+              <w:t>Reduced manual processing by up to 40% and improved data validation accuracy by 30%</w:t>
             </w:r>
           </w:p>
         </w:tc>
@@ -608,7 +608,7 @@
           <w:color w:val="5B5B5B"/>
           <w:sz w:val="17"/>
         </w:rPr>
-        <w:t>Present</w:t>
+        <w:t>September 2024 - Present | Remote / Costa Rica</w:t>
       </w:r>
     </w:p>
     <w:p>
@@ -743,116 +743,6 @@
       <w:pPr>
         <w:keepNext/>
         <w:pageBreakBefore/>
-        <w:spacing w:before="100" w:after="20"/>
-      </w:pPr>
-      <w:r>
-        <w:rPr>
-          <w:rFonts w:ascii="Aptos" w:hAnsi="Aptos"/>
-          <w:b/>
-          <w:i w:val="0"/>
-          <w:color w:val="222222"/>
-          <w:sz w:val="20"/>
-        </w:rPr>
-        <w:t>Snowflake Developer / Data Engineer | ServiceTitan</w:t>
-      </w:r>
-    </w:p>
-    <w:p>
-      <w:pPr>
-        <w:keepNext/>
-        <w:spacing w:after="40"/>
-      </w:pPr>
-      <w:r>
-        <w:rPr>
-          <w:rFonts w:ascii="Aptos" w:hAnsi="Aptos"/>
-          <w:b w:val="0"/>
-          <w:i/>
-          <w:color w:val="5B5B5B"/>
-          <w:sz w:val="17"/>
-        </w:rPr>
-        <w:t>September 2024 - Present | Remote / Costa Rica</w:t>
-      </w:r>
-    </w:p>
-    <w:p>
-      <w:pPr>
-        <w:pStyle w:val="ListBullet"/>
-        <w:keepLines/>
-        <w:spacing w:after="20" w:line="245" w:lineRule="auto"/>
-        <w:ind w:left="259" w:hanging="173"/>
-      </w:pPr>
-      <w:r>
-        <w:rPr>
-          <w:rFonts w:ascii="Aptos" w:hAnsi="Aptos"/>
-          <w:b w:val="0"/>
-          <w:i w:val="0"/>
-          <w:sz w:val="18"/>
-        </w:rPr>
-        <w:t>Migrate C# reporting logic into Snowflake SQL and maintain dbt models across silver and gold data layers.</w:t>
-      </w:r>
-    </w:p>
-    <w:p>
-      <w:pPr>
-        <w:pStyle w:val="ListBullet"/>
-        <w:keepLines/>
-        <w:spacing w:after="20" w:line="245" w:lineRule="auto"/>
-        <w:ind w:left="259" w:hanging="173"/>
-      </w:pPr>
-      <w:r>
-        <w:rPr>
-          <w:rFonts w:ascii="Aptos" w:hAnsi="Aptos"/>
-          <w:b w:val="0"/>
-          <w:i w:val="0"/>
-          <w:sz w:val="18"/>
-        </w:rPr>
-        <w:t>Optimize Snowflake SQL and dbt workloads, reducing warehouse processing time by 20% during an initial improvement phase.</w:t>
-      </w:r>
-    </w:p>
-    <w:p>
-      <w:pPr>
-        <w:pStyle w:val="ListBullet"/>
-        <w:keepLines/>
-        <w:spacing w:after="20" w:line="245" w:lineRule="auto"/>
-        <w:ind w:left="259" w:hanging="173"/>
-      </w:pPr>
-      <w:r>
-        <w:rPr>
-          <w:rFonts w:ascii="Aptos" w:hAnsi="Aptos"/>
-          <w:b w:val="0"/>
-          <w:i w:val="0"/>
-          <w:sz w:val="18"/>
-        </w:rPr>
-        <w:t>Created a Kimball-based warehouse modeling proof of concept and support MetricFlow semantic models and Snowflake Cortex workflows.</w:t>
-      </w:r>
-    </w:p>
-    <w:p>
-      <w:pPr>
-        <w:keepLines/>
-        <w:spacing w:after="40"/>
-      </w:pPr>
-      <w:r>
-        <w:rPr>
-          <w:rFonts w:ascii="Aptos" w:hAnsi="Aptos"/>
-          <w:b/>
-          <w:i w:val="0"/>
-          <w:color w:val="222222"/>
-          <w:sz w:val="17"/>
-        </w:rPr>
-        <w:t xml:space="preserve">Technologies: </w:t>
-      </w:r>
-      <w:r>
-        <w:rPr>
-          <w:rFonts w:ascii="Aptos" w:hAnsi="Aptos"/>
-          <w:b w:val="0"/>
-          <w:i w:val="0"/>
-          <w:color w:val="5B5B5B"/>
-          <w:sz w:val="17"/>
-        </w:rPr>
-        <w:t>Snowflake, Snowflake SQL, dbt, MetricFlow, Kimball, Snowflake Cortex, Cursor, Git</w:t>
-      </w:r>
-    </w:p>
-    <w:p>
-      <w:pPr>
-        <w:keepNext/>
-        <w:pageBreakBefore w:val="0"/>
         <w:spacing w:before="100" w:after="20"/>
       </w:pPr>
       <w:r>

--- a/Base/Pedro_Gutierrez_CV_SQL_Server_DBA.docx
+++ b/Base/Pedro_Gutierrez_CV_SQL_Server_DBA.docx
@@ -753,7 +753,7 @@
           <w:color w:val="222222"/>
           <w:sz w:val="20"/>
         </w:rPr>
-        <w:t>DBA / SQL Developer | SMASH Costa Rica</w:t>
+        <w:t>DBA / SQL Developer | Health Catalyst</w:t>
       </w:r>
     </w:p>
     <w:p>
@@ -2003,6 +2003,26 @@
 </w:document>
 </file>
 
+<file path=word/footer1.xml><?xml version="1.0" encoding="utf-8"?>
+<w:ftr xmlns:m="http://schemas.openxmlformats.org/officeDocument/2006/math" xmlns:mc="http://schemas.openxmlformats.org/markup-compatibility/2006" xmlns:mo="http://schemas.microsoft.com/office/mac/office/2008/main" xmlns:mv="urn:schemas-microsoft-com:mac:vml" xmlns:o="urn:schemas-microsoft-com:office:office" xmlns:r="http://schemas.openxmlformats.org/officeDocument/2006/relationships" xmlns:v="urn:schemas-microsoft-com:vml" xmlns:w10="urn:schemas-microsoft-com:office:word" xmlns:w14="http://schemas.microsoft.com/office/word/2010/wordml" xmlns:w="http://schemas.openxmlformats.org/wordprocessingml/2006/main" xmlns:wne="http://schemas.microsoft.com/office/word/2006/wordml" xmlns:wp14="http://schemas.microsoft.com/office/word/2010/wordprocessingDrawing" xmlns:wp="http://schemas.openxmlformats.org/drawingml/2006/wordprocessingDrawing" xmlns:wpc="http://schemas.microsoft.com/office/word/2010/wordprocessingCanvas" xmlns:wpg="http://schemas.microsoft.com/office/word/2010/wordprocessingGroup" xmlns:wpi="http://schemas.microsoft.com/office/word/2010/wordprocessingInk" xmlns:wps="http://schemas.microsoft.com/office/word/2010/wordprocessingShape" mc:Ignorable="w14 wp14">
+  <w:p>
+    <w:pPr>
+      <w:pStyle w:val="Footer"/>
+    </w:pPr>
+  </w:p>
+</w:ftr>
+</file>
+
+<file path=word/header1.xml><?xml version="1.0" encoding="utf-8"?>
+<w:hdr xmlns:m="http://schemas.openxmlformats.org/officeDocument/2006/math" xmlns:mc="http://schemas.openxmlformats.org/markup-compatibility/2006" xmlns:mo="http://schemas.microsoft.com/office/mac/office/2008/main" xmlns:mv="urn:schemas-microsoft-com:mac:vml" xmlns:o="urn:schemas-microsoft-com:office:office" xmlns:r="http://schemas.openxmlformats.org/officeDocument/2006/relationships" xmlns:v="urn:schemas-microsoft-com:vml" xmlns:w10="urn:schemas-microsoft-com:office:word" xmlns:w14="http://schemas.microsoft.com/office/word/2010/wordml" xmlns:w="http://schemas.openxmlformats.org/wordprocessingml/2006/main" xmlns:wne="http://schemas.microsoft.com/office/word/2006/wordml" xmlns:wp14="http://schemas.microsoft.com/office/word/2010/wordprocessingDrawing" xmlns:wp="http://schemas.openxmlformats.org/drawingml/2006/wordprocessingDrawing" xmlns:wpc="http://schemas.microsoft.com/office/word/2010/wordprocessingCanvas" xmlns:wpg="http://schemas.microsoft.com/office/word/2010/wordprocessingGroup" xmlns:wpi="http://schemas.microsoft.com/office/word/2010/wordprocessingInk" xmlns:wps="http://schemas.microsoft.com/office/word/2010/wordprocessingShape" mc:Ignorable="w14 wp14">
+  <w:p>
+    <w:pPr>
+      <w:pStyle w:val="Header"/>
+    </w:pPr>
+  </w:p>
+</w:hdr>
+</file>
+
 <file path=word/numbering.xml><?xml version="1.0" encoding="utf-8"?>
 <w:numbering xmlns:wpc="http://schemas.microsoft.com/office/word/2010/wordprocessingCanvas" xmlns:mo="http://schemas.microsoft.com/office/mac/office/2008/main" xmlns:mc="http://schemas.openxmlformats.org/markup-compatibility/2006" xmlns:mv="urn:schemas-microsoft-com:mac:vml" xmlns:o="urn:schemas-microsoft-com:office:office" xmlns:r="http://schemas.openxmlformats.org/officeDocument/2006/relationships" xmlns:m="http://schemas.openxmlformats.org/officeDocument/2006/math" xmlns:v="urn:schemas-microsoft-com:vml" xmlns:wp14="http://schemas.microsoft.com/office/word/2010/wordprocessingDrawing" xmlns:wp="http://schemas.openxmlformats.org/drawingml/2006/wordprocessingDrawing" xmlns:w10="urn:schemas-microsoft-com:office:word" xmlns:w="http://schemas.openxmlformats.org/wordprocessingml/2006/main" xmlns:w14="http://schemas.microsoft.com/office/word/2010/wordml" xmlns:wpg="http://schemas.microsoft.com/office/word/2010/wordprocessingGroup" xmlns:wpi="http://schemas.microsoft.com/office/word/2010/wordprocessingInk" xmlns:wne="http://schemas.microsoft.com/office/word/2006/wordml" xmlns:wps="http://schemas.microsoft.com/office/word/2010/wordprocessingShape" mc:Ignorable="w14 wp14">
   <w:abstractNum w:abstractNumId="0">

--- a/Base/Pedro_Gutierrez_CV_SQL_Server_DBA.docx
+++ b/Base/Pedro_Gutierrez_CV_SQL_Server_DBA.docx
@@ -825,6 +825,17 @@
     </w:p>
     <w:p>
       <w:pPr>
+        <w:pStyle w:val="ListBullet"/>
+        <w:keepLines/>
+        <w:spacing w:after="20" w:line="245" w:lineRule="auto"/>
+        <w:ind w:left="259" w:hanging="173"/>
+      </w:pPr>
+      <w:r>
+        <w:t>Worked for six months directly within a Power BI team, developing and supporting dashboards, data models, DAX measures, Power Query transformations, and reporting workflows.</w:t>
+      </w:r>
+    </w:p>
+    <w:p>
+      <w:pPr>
         <w:keepLines/>
         <w:spacing w:after="40"/>
       </w:pPr>
@@ -846,7 +857,7 @@
           <w:color w:val="5B5B5B"/>
           <w:sz w:val="17"/>
         </w:rPr>
-        <w:t>SQL Server, T-SQL, SSIS, Snowflake, Python, PowerShell, Power BI, Pandas, Excel</w:t>
+        <w:t>SQL Server, T-SQL, SSIS, Snowflake, Python, PowerShell, Power BI, DAX, Power Query, Pandas, Excel</w:t>
       </w:r>
     </w:p>
     <w:p>
@@ -1142,7 +1153,7 @@
           <w:color w:val="5B5B5B"/>
           <w:sz w:val="17"/>
         </w:rPr>
-        <w:t>SQL Server, SSIS, SSRS, PostgreSQL, Power BI, Excel</w:t>
+        <w:t>SQL Server, SSIS, SSRS, PostgreSQL, Power BI, DAX, Power Query, Excel</w:t>
       </w:r>
     </w:p>
     <w:p>
@@ -1235,7 +1246,7 @@
           <w:color w:val="5B5B5B"/>
           <w:sz w:val="17"/>
         </w:rPr>
-        <w:t>SQL Server, SSIS, SSAS, SSRS, Power BI, Azure</w:t>
+        <w:t>SQL Server, SSIS, SSAS, SSRS, Power BI, DAX, Power Query, Azure</w:t>
       </w:r>
     </w:p>
     <w:p>
@@ -1357,7 +1368,7 @@
           <w:color w:val="5B5B5B"/>
           <w:sz w:val="17"/>
         </w:rPr>
-        <w:t>SQL Server, SSIS, Azure, MySQL, Power BI</w:t>
+        <w:t>SQL Server, SSIS, Azure, MySQL, Power BI, DAX, Power Query</w:t>
       </w:r>
     </w:p>
     <w:p>
